--- a/Lecture-24-Basic-Math-For-DSA/Basic Math for DSA.docx
+++ b/Lecture-24-Basic-Math-For-DSA/Basic Math for DSA.docx
@@ -74,6 +74,40 @@
         <w:t>a%m – b%m = (a-b) % m</w:t>
       </w:r>
     </w:p>
+    <w:p/>
+    <w:p>
+      <w:r>
+        <w:t>fast exponentiation</w:t>
+      </w:r>
+    </w:p>
+    <w:p>
+      <w:r>
+        <w:t>a^b</w:t>
+      </w:r>
+    </w:p>
+    <w:p>
+      <w:r>
+        <w:t xml:space="preserve">a10 </w:t>
+      </w:r>
+      <w:r>
+        <w:sym w:font="Wingdings" w:char="F0E0"/>
+      </w:r>
+      <w:r>
+        <w:t xml:space="preserve"> (2^5)^2, 2^11 </w:t>
+      </w:r>
+      <w:r>
+        <w:sym w:font="Wingdings" w:char="F0E0"/>
+      </w:r>
+      <w:r>
+        <w:t xml:space="preserve"> (2^5)^2 x 2</w:t>
+      </w:r>
+    </w:p>
+    <w:p>
+      <w:r>
+        <w:t>=2^10 x 2 = 2^10+1</w:t>
+      </w:r>
+    </w:p>
+    <w:p/>
     <w:p/>
     <w:sectPr>
       <w:pgSz w:w="12240" w:h="15840"/>
